--- a/capstone/Capstone_Project-CS[ID]/Codebase/output/cv_John_Doe.docx
+++ b/capstone/Capstone_Project-CS[ID]/Codebase/output/cv_John_Doe.docx
@@ -25,7 +25,7 @@
         <w:spacing w:after="120"/>
       </w:pPr>
       <w:r>
-        <w:t>- Name: john doe - Occupation: executive</w:t>
+        <w:t>- Education - name - ethnicity - nationality - occupation</w:t>
       </w:r>
     </w:p>
     <w:p/>
@@ -43,7 +43,7 @@
         <w:spacing w:after="120"/>
       </w:pPr>
       <w:r>
-        <w:t>John Doe is a successful executive with over ten years of experience in the technology sector.</w:t>
+        <w:t>Samrat Nayak is a highly successful executive with a proven track record in managing successful organizations, including the following:</w:t>
       </w:r>
     </w:p>
     <w:p/>
@@ -61,7 +61,7 @@
         <w:spacing w:after="120"/>
       </w:pPr>
       <w:r>
-        <w:t>John Doe has been in the accounting field for ten years. He has been the accountant for the last five years.</w:t>
+        <w:t>Work Experience:</w:t>
       </w:r>
     </w:p>
     <w:p/>
@@ -79,7 +79,7 @@
         <w:spacing w:after="120"/>
       </w:pPr>
       <w:r>
-        <w:t>John Doe is currently enrolled in a four-year college.</w:t>
+        <w:t>Samrat Nayak has a B.A. degree from George Washington University and an M.A. degree from the University of Maryland.</w:t>
       </w:r>
     </w:p>
     <w:p/>
@@ -97,7 +97,7 @@
         <w:spacing w:after="120"/>
       </w:pPr>
       <w:r>
-        <w:t>strong&gt;Assistant Manager/strong&gt;</w:t>
+        <w:t>strong&gt;Skilled at /strong&gt; Java programming language with SOLID knowledge</w:t>
       </w:r>
     </w:p>
     <w:p/>
@@ -115,7 +115,7 @@
         <w:spacing w:after="120"/>
       </w:pPr>
       <w:r>
-        <w:t>- Certified by : ACCA - Certified by: ACCA</w:t>
+        <w:t>Samrat Nayak has a Master's degree in Business Administration and is a certified professional accountant.</w:t>
       </w:r>
     </w:p>
     <w:p/>
@@ -133,7 +133,7 @@
         <w:spacing w:after="120"/>
       </w:pPr>
       <w:r>
-        <w:t>John Doe Projects</w:t>
+        <w:t>Samrat Nayak is a Senior Analyst with over 8 years of experience in the financial industry.</w:t>
       </w:r>
     </w:p>
     <w:p/>
@@ -151,7 +151,7 @@
         <w:spacing w:after="120"/>
       </w:pPr>
       <w:r>
-        <w:t>John Doe is fluent in English, Spanish, French, Italian and Portuguese.</w:t>
+        <w:t>English, Java, SOLID, CP</w:t>
       </w:r>
     </w:p>
     <w:p/>

--- a/capstone/Capstone_Project-CS[ID]/Codebase/output/cv_John_Doe.docx
+++ b/capstone/Capstone_Project-CS[ID]/Codebase/output/cv_John_Doe.docx
@@ -4,160 +4,901 @@
   <w:body>
     <w:p>
       <w:pPr>
-        <w:pStyle w:val="Title"/>
+        <w:spacing w:after="160"/>
         <w:jc w:val="center"/>
       </w:pPr>
       <w:r>
+        <w:rPr>
+          <w:b/>
+          <w:color w:val="1A237E"/>
+          <w:sz w:val="56"/>
+        </w:rPr>
         <w:t>John Doe</w:t>
       </w:r>
     </w:p>
     <w:p>
       <w:pPr>
-        <w:pStyle w:val="Heading1"/>
         <w:spacing w:before="240" w:after="120"/>
       </w:pPr>
       <w:r>
-        <w:t>Personal Information</w:t>
+        <w:rPr>
+          <w:b/>
+          <w:color w:val="1A237E"/>
+          <w:sz w:val="24"/>
+        </w:rPr>
+        <w:t>PERSONAL INFORMATION</w:t>
       </w:r>
     </w:p>
     <w:p>
       <w:pPr>
-        <w:spacing w:after="120"/>
+        <w:spacing w:after="160"/>
+        <w:jc w:val="left"/>
       </w:pPr>
       <w:r>
-        <w:t>- Education - name - ethnicity - nationality - occupation</w:t>
+        <w:rPr>
+          <w:color w:val="1A237E"/>
+          <w:sz w:val="18"/>
+        </w:rPr>
+        <w:t>__________________________________________________</w:t>
+      </w:r>
+    </w:p>
+    <w:p>
+      <w:pPr>
+        <w:spacing w:after="100"/>
+        <w:ind w:left="144"/>
+      </w:pPr>
+      <w:r>
+        <w:rPr>
+          <w:color w:val="2C3E50"/>
+          <w:sz w:val="22"/>
+        </w:rPr>
+        <w:t>John Doe</w:t>
+      </w:r>
+    </w:p>
+    <w:p>
+      <w:pPr>
+        <w:spacing w:after="100"/>
+        <w:ind w:left="144"/>
+      </w:pPr>
+      <w:r>
+        <w:rPr>
+          <w:color w:val="2C3E50"/>
+          <w:sz w:val="22"/>
+        </w:rPr>
+        <w:t>john.doe@email.com</w:t>
+      </w:r>
+    </w:p>
+    <w:p>
+      <w:pPr>
+        <w:spacing w:after="100"/>
+        <w:ind w:left="144"/>
+      </w:pPr>
+      <w:r>
+        <w:rPr>
+          <w:color w:val="2C3E50"/>
+          <w:sz w:val="22"/>
+        </w:rPr>
+        <w:t>+1-555-123-4567</w:t>
+      </w:r>
+    </w:p>
+    <w:p>
+      <w:pPr>
+        <w:spacing w:after="100"/>
+        <w:ind w:left="144"/>
+      </w:pPr>
+      <w:r>
+        <w:rPr>
+          <w:color w:val="2C3E50"/>
+          <w:sz w:val="22"/>
+        </w:rPr>
+        <w:t>[LinkedIn URL if provided]</w:t>
+      </w:r>
+    </w:p>
+    <w:p>
+      <w:pPr>
+        <w:spacing w:after="100"/>
+        <w:ind w:left="144"/>
+      </w:pPr>
+      <w:r>
+        <w:rPr>
+          <w:color w:val="2C3E50"/>
+          <w:sz w:val="22"/>
+        </w:rPr>
+        <w:t>[Address if provided]</w:t>
       </w:r>
     </w:p>
     <w:p/>
     <w:p>
       <w:pPr>
-        <w:pStyle w:val="Heading1"/>
         <w:spacing w:before="240" w:after="120"/>
       </w:pPr>
       <w:r>
-        <w:t>Professional Summary</w:t>
+        <w:rPr>
+          <w:b/>
+          <w:color w:val="1A237E"/>
+          <w:sz w:val="24"/>
+        </w:rPr>
+        <w:t>PROFESSIONAL SUMMARY</w:t>
       </w:r>
     </w:p>
     <w:p>
       <w:pPr>
-        <w:spacing w:after="120"/>
+        <w:spacing w:after="160"/>
+        <w:jc w:val="left"/>
       </w:pPr>
       <w:r>
-        <w:t>Samrat Nayak is a highly successful executive with a proven track record in managing successful organizations, including the following:</w:t>
+        <w:rPr>
+          <w:color w:val="1A237E"/>
+          <w:sz w:val="18"/>
+        </w:rPr>
+        <w:t>__________________________________________________</w:t>
+      </w:r>
+    </w:p>
+    <w:p>
+      <w:pPr>
+        <w:spacing w:after="100"/>
+        <w:ind w:left="144"/>
+      </w:pPr>
+      <w:r>
+        <w:rPr>
+          <w:color w:val="2C3E50"/>
+          <w:sz w:val="22"/>
+        </w:rPr>
+        <w:t>Experienced and results-driven professional with over 10 years in IT project management. Specializes in leading cross-functional teams to deliver complex projects on time and within budget. Strong analytical skills, proficient in Agile methodologies, and adept at navigating diverse technological landscapes. Seeking a challenging role that offers growth opportunities and allows me to leverage my expertise in streamlining operations and enhancing business outcomes. Contact: [john.doe@email.com](mailto:john.doe@email.com), +1-555-123-4567.</w:t>
       </w:r>
     </w:p>
     <w:p/>
     <w:p>
       <w:pPr>
-        <w:pStyle w:val="Heading1"/>
         <w:spacing w:before="240" w:after="120"/>
       </w:pPr>
       <w:r>
-        <w:t>Work Experience</w:t>
+        <w:rPr>
+          <w:b/>
+          <w:color w:val="1A237E"/>
+          <w:sz w:val="24"/>
+        </w:rPr>
+        <w:t>WORK EXPERIENCE</w:t>
       </w:r>
     </w:p>
     <w:p>
       <w:pPr>
-        <w:spacing w:after="120"/>
+        <w:spacing w:after="160"/>
+        <w:jc w:val="left"/>
       </w:pPr>
       <w:r>
-        <w:t>Work Experience:</w:t>
+        <w:rPr>
+          <w:color w:val="1A237E"/>
+          <w:sz w:val="18"/>
+        </w:rPr>
+        <w:t>__________________________________________________</w:t>
+      </w:r>
+    </w:p>
+    <w:p>
+      <w:pPr>
+        <w:spacing w:after="40"/>
+      </w:pPr>
+      <w:r>
+        <w:rPr>
+          <w:b/>
+          <w:color w:val="1A237E"/>
+          <w:sz w:val="22"/>
+        </w:rPr>
+        <w:t>1. Senior Software Engineer</w:t>
+      </w:r>
+    </w:p>
+    <w:p>
+      <w:pPr>
+        <w:spacing w:after="40"/>
+      </w:pPr>
+      <w:r>
+        <w:rPr>
+          <w:b/>
+          <w:color w:val="34495E"/>
+          <w:sz w:val="20"/>
+        </w:rPr>
+        <w:t>TechCorp</w:t>
+      </w:r>
+    </w:p>
+    <w:p>
+      <w:pPr>
+        <w:spacing w:after="60"/>
+      </w:pPr>
+      <w:r>
+        <w:rPr>
+          <w:b/>
+          <w:i/>
+          <w:color w:val="34495E"/>
+          <w:sz w:val="20"/>
+        </w:rPr>
+        <w:t>MM/YYYY – Present</w:t>
+      </w:r>
+    </w:p>
+    <w:p>
+      <w:pPr>
+        <w:pStyle w:val="ListBullet"/>
+        <w:spacing w:after="60"/>
+        <w:ind w:left="360" w:hanging="360"/>
+      </w:pPr>
+      <w:r>
+        <w:rPr>
+          <w:color w:val="2C3E50"/>
+          <w:sz w:val="20"/>
+        </w:rPr>
+        <w:t>Led a team of 8 engineers to develop and deploy a scalable, high-performance web application used by 50k+ users daily.</w:t>
+      </w:r>
+    </w:p>
+    <w:p>
+      <w:pPr>
+        <w:pStyle w:val="ListBullet"/>
+        <w:spacing w:after="60"/>
+        <w:ind w:left="360" w:hanging="360"/>
+      </w:pPr>
+      <w:r>
+        <w:rPr>
+          <w:color w:val="2C3E50"/>
+          <w:sz w:val="20"/>
+        </w:rPr>
+        <w:t>Implemented microservices architecture improving system efficiency by 30%.</w:t>
+      </w:r>
+    </w:p>
+    <w:p>
+      <w:pPr>
+        <w:pStyle w:val="ListBullet"/>
+        <w:spacing w:after="60"/>
+        <w:ind w:left="360" w:hanging="360"/>
+      </w:pPr>
+      <w:r>
+        <w:rPr>
+          <w:color w:val="2C3E50"/>
+          <w:sz w:val="20"/>
+        </w:rPr>
+        <w:t>Reduced code defects by 25% through rigorous code reviews and testing practices.</w:t>
+      </w:r>
+    </w:p>
+    <w:p>
+      <w:pPr>
+        <w:spacing w:after="80"/>
+      </w:pPr>
+    </w:p>
+    <w:p>
+      <w:pPr>
+        <w:spacing w:after="40"/>
+      </w:pPr>
+      <w:r>
+        <w:rPr>
+          <w:b/>
+          <w:color w:val="1A237E"/>
+          <w:sz w:val="22"/>
+        </w:rPr>
+        <w:t>2. Full Stack Developer</w:t>
+      </w:r>
+    </w:p>
+    <w:p>
+      <w:pPr>
+        <w:spacing w:after="40"/>
+      </w:pPr>
+      <w:r>
+        <w:rPr>
+          <w:b/>
+          <w:color w:val="34495E"/>
+          <w:sz w:val="20"/>
+        </w:rPr>
+        <w:t>WebTech</w:t>
+      </w:r>
+    </w:p>
+    <w:p>
+      <w:pPr>
+        <w:pStyle w:val="ListBullet"/>
+        <w:spacing w:after="60"/>
+        <w:ind w:left="360" w:hanging="360"/>
+      </w:pPr>
+      <w:r>
+        <w:rPr>
+          <w:color w:val="2C3E50"/>
+          <w:sz w:val="20"/>
+        </w:rPr>
+        <w:t>Developed and maintained web applications for clients in various industries, resulting in a 40% increase in customer satisfaction ratings.</w:t>
+      </w:r>
+    </w:p>
+    <w:p>
+      <w:pPr>
+        <w:pStyle w:val="ListBullet"/>
+        <w:spacing w:after="60"/>
+        <w:ind w:left="360" w:hanging="360"/>
+      </w:pPr>
+      <w:r>
+        <w:rPr>
+          <w:color w:val="2C3E50"/>
+          <w:sz w:val="20"/>
+        </w:rPr>
+        <w:t>Spearheaded the migration of legacy systems to modern technology stack, reducing maintenance costs by 25%.</w:t>
+      </w:r>
+    </w:p>
+    <w:p>
+      <w:pPr>
+        <w:pStyle w:val="ListBullet"/>
+        <w:spacing w:after="60"/>
+        <w:ind w:left="360" w:hanging="360"/>
+      </w:pPr>
+      <w:r>
+        <w:rPr>
+          <w:color w:val="2C3E50"/>
+          <w:sz w:val="20"/>
+        </w:rPr>
+        <w:t>Collaborated with UX/UI designers to create intuitive interfaces for mobile and web applications.</w:t>
+      </w:r>
+    </w:p>
+    <w:p>
+      <w:pPr>
+        <w:spacing w:after="80"/>
+      </w:pPr>
+    </w:p>
+    <w:p>
+      <w:pPr>
+        <w:spacing w:after="40"/>
+      </w:pPr>
+      <w:r>
+        <w:rPr>
+          <w:b/>
+          <w:color w:val="1A237E"/>
+          <w:sz w:val="22"/>
+        </w:rPr>
+        <w:t>3. Web Developer Intern</w:t>
+      </w:r>
+    </w:p>
+    <w:p>
+      <w:pPr>
+        <w:spacing w:after="40"/>
+      </w:pPr>
+      <w:r>
+        <w:rPr>
+          <w:b/>
+          <w:color w:val="34495E"/>
+          <w:sz w:val="20"/>
+        </w:rPr>
+        <w:t>IT Solutions</w:t>
+      </w:r>
+    </w:p>
+    <w:p>
+      <w:pPr>
+        <w:pStyle w:val="ListBullet"/>
+        <w:spacing w:after="60"/>
+        <w:ind w:left="360" w:hanging="360"/>
+      </w:pPr>
+      <w:r>
+        <w:rPr>
+          <w:color w:val="2C3E50"/>
+          <w:sz w:val="20"/>
+        </w:rPr>
+        <w:t>Designed and developed responsive web pages using HTML, CSS, and JavaScript.</w:t>
+      </w:r>
+    </w:p>
+    <w:p>
+      <w:pPr>
+        <w:pStyle w:val="ListBullet"/>
+        <w:spacing w:after="60"/>
+        <w:ind w:left="360" w:hanging="360"/>
+      </w:pPr>
+      <w:r>
+        <w:rPr>
+          <w:color w:val="2C3E50"/>
+          <w:sz w:val="20"/>
+        </w:rPr>
+        <w:t>Assisted in the creation of database schemas for new projects, improving data organization and retrieval efficiency by 15%.</w:t>
+      </w:r>
+    </w:p>
+    <w:p>
+      <w:pPr>
+        <w:spacing w:after="80"/>
+      </w:pPr>
+    </w:p>
+    <w:p/>
+    <w:p>
+      <w:pPr>
+        <w:spacing w:before="240" w:after="120"/>
+      </w:pPr>
+      <w:r>
+        <w:rPr>
+          <w:b/>
+          <w:color w:val="1A237E"/>
+          <w:sz w:val="24"/>
+        </w:rPr>
+        <w:t>EDUCATION</w:t>
+      </w:r>
+    </w:p>
+    <w:p>
+      <w:pPr>
+        <w:spacing w:after="160"/>
+        <w:jc w:val="left"/>
+      </w:pPr>
+      <w:r>
+        <w:rPr>
+          <w:color w:val="1A237E"/>
+          <w:sz w:val="18"/>
+        </w:rPr>
+        <w:t>__________________________________________________</w:t>
+      </w:r>
+    </w:p>
+    <w:p>
+      <w:pPr>
+        <w:spacing w:after="100"/>
+        <w:ind w:left="144"/>
+      </w:pPr>
+      <w:r>
+        <w:rPr>
+          <w:color w:val="2C3E50"/>
+          <w:sz w:val="22"/>
+        </w:rPr>
+        <w:t>1. Master of Science in Computer Science, Massachusetts Institute of Technology (MIT), 2018</w:t>
+      </w:r>
+    </w:p>
+    <w:p>
+      <w:pPr>
+        <w:spacing w:after="100"/>
+        <w:ind w:left="144"/>
+      </w:pPr>
+      <w:r>
+        <w:rPr>
+          <w:color w:val="2C3E50"/>
+          <w:sz w:val="22"/>
+        </w:rPr>
+        <w:t>GPA: 3.9/4.0</w:t>
+      </w:r>
+    </w:p>
+    <w:p>
+      <w:pPr>
+        <w:spacing w:after="100"/>
+        <w:ind w:left="144"/>
+      </w:pPr>
+      <w:r>
+        <w:rPr>
+          <w:color w:val="2C3E50"/>
+          <w:sz w:val="22"/>
+        </w:rPr>
+        <w:t>2. Bachelor of Science in Electrical Engineering, Stanford University, 2015</w:t>
+      </w:r>
+    </w:p>
+    <w:p>
+      <w:pPr>
+        <w:spacing w:after="100"/>
+        <w:ind w:left="144"/>
+      </w:pPr>
+      <w:r>
+        <w:rPr>
+          <w:color w:val="2C3E50"/>
+          <w:sz w:val="22"/>
+        </w:rPr>
+        <w:t>GPA: 3.7/4.0</w:t>
+      </w:r>
+    </w:p>
+    <w:p>
+      <w:pPr>
+        <w:spacing w:after="100"/>
+        <w:ind w:left="144"/>
+      </w:pPr>
+      <w:r>
+        <w:rPr>
+          <w:color w:val="2C3E50"/>
+          <w:sz w:val="22"/>
+        </w:rPr>
+        <w:t>3. Associate of Arts in Mathematics, California State University, 2013</w:t>
+      </w:r>
+    </w:p>
+    <w:p>
+      <w:pPr>
+        <w:spacing w:after="100"/>
+        <w:ind w:left="144"/>
+      </w:pPr>
+      <w:r>
+        <w:rPr>
+          <w:color w:val="2C3E50"/>
+          <w:sz w:val="22"/>
+        </w:rPr>
+        <w:t>GPA: 3.8/4.0</w:t>
       </w:r>
     </w:p>
     <w:p/>
     <w:p>
       <w:pPr>
-        <w:pStyle w:val="Heading1"/>
         <w:spacing w:before="240" w:after="120"/>
       </w:pPr>
       <w:r>
-        <w:t>Education</w:t>
+        <w:rPr>
+          <w:b/>
+          <w:color w:val="1A237E"/>
+          <w:sz w:val="24"/>
+        </w:rPr>
+        <w:t>SKILLS</w:t>
       </w:r>
     </w:p>
     <w:p>
       <w:pPr>
-        <w:spacing w:after="120"/>
+        <w:spacing w:after="160"/>
+        <w:jc w:val="left"/>
       </w:pPr>
       <w:r>
-        <w:t>Samrat Nayak has a B.A. degree from George Washington University and an M.A. degree from the University of Maryland.</w:t>
+        <w:rPr>
+          <w:color w:val="1A237E"/>
+          <w:sz w:val="18"/>
+        </w:rPr>
+        <w:t>__________________________________________________</w:t>
+      </w:r>
+    </w:p>
+    <w:p>
+      <w:pPr>
+        <w:spacing w:after="100"/>
+        <w:ind w:left="144"/>
+      </w:pPr>
+      <w:r>
+        <w:rPr>
+          <w:color w:val="2C3E50"/>
+          <w:sz w:val="22"/>
+        </w:rPr>
+        <w:t>Software Development: Java, Python, C++ | Web Development: HTML, CSS, JavaScript, React.js | Databases: MySQL, MongoDB, PostgreSQL | Agile Methodologies, Scrum | Cloud Computing: AWS, Google Cloud Platform | Version Control: Git, SVN | Data Structures and Algorithms | Machine Learning: TensorFlow, PyTorch</w:t>
+      </w:r>
+    </w:p>
+    <w:p>
+      <w:pPr>
+        <w:spacing w:after="100"/>
+        <w:ind w:left="144"/>
+      </w:pPr>
+      <w:r>
+        <w:rPr>
+          <w:color w:val="2C3E50"/>
+          <w:sz w:val="22"/>
+        </w:rPr>
+        <w:t>Project Management: PMP Certified, Microsoft Project, Asana, Trello | Communication: Fluent English, Presentation Skills | Leadership: Team Building, Conflict Resolution | Problem-Solving, Critical Thinking | Time Management, Organizational Skills | Adaptability, Collaboration | Customer Service: Zendesk, Salesforce | Microsoft Office Suite (Word, Excel, PowerPoint)</w:t>
       </w:r>
     </w:p>
     <w:p/>
     <w:p>
       <w:pPr>
-        <w:pStyle w:val="Heading1"/>
         <w:spacing w:before="240" w:after="120"/>
       </w:pPr>
       <w:r>
-        <w:t>Skills</w:t>
+        <w:rPr>
+          <w:b/>
+          <w:color w:val="1A237E"/>
+          <w:sz w:val="24"/>
+        </w:rPr>
+        <w:t>CERTIFICATIONS</w:t>
       </w:r>
     </w:p>
     <w:p>
       <w:pPr>
-        <w:spacing w:after="120"/>
+        <w:spacing w:after="160"/>
+        <w:jc w:val="left"/>
       </w:pPr>
       <w:r>
-        <w:t>strong&gt;Skilled at /strong&gt; Java programming language with SOLID knowledge</w:t>
+        <w:rPr>
+          <w:color w:val="1A237E"/>
+          <w:sz w:val="18"/>
+        </w:rPr>
+        <w:t>__________________________________________________</w:t>
+      </w:r>
+    </w:p>
+    <w:p>
+      <w:pPr>
+        <w:spacing w:after="100"/>
+        <w:ind w:left="144"/>
+      </w:pPr>
+      <w:r>
+        <w:rPr>
+          <w:color w:val="2C3E50"/>
+          <w:sz w:val="22"/>
+        </w:rPr>
+        <w:t>Certification Name: Project Management Professional (PMP) - Project Management Institute (PMI), (Year)</w:t>
+      </w:r>
+    </w:p>
+    <w:p>
+      <w:pPr>
+        <w:spacing w:after="100"/>
+        <w:ind w:left="144"/>
+      </w:pPr>
+      <w:r>
+        <w:rPr>
+          <w:color w:val="2C3E50"/>
+          <w:sz w:val="22"/>
+        </w:rPr>
+        <w:t>Certification Name: Certified Information Systems Security Professional (CISSP) - International Information System Security Certification Consortium (ISC)², (Year)</w:t>
+      </w:r>
+    </w:p>
+    <w:p>
+      <w:pPr>
+        <w:spacing w:after="100"/>
+        <w:ind w:left="144"/>
+      </w:pPr>
+      <w:r>
+        <w:rPr>
+          <w:color w:val="2C3E50"/>
+          <w:sz w:val="22"/>
+        </w:rPr>
+        <w:t>Certification Name: ITIL Foundation - Axelos, (Year)</w:t>
+      </w:r>
+    </w:p>
+    <w:p>
+      <w:pPr>
+        <w:spacing w:after="100"/>
+        <w:ind w:left="144"/>
+      </w:pPr>
+      <w:r>
+        <w:rPr>
+          <w:color w:val="2C3E50"/>
+          <w:sz w:val="22"/>
+        </w:rPr>
+        <w:t>Certification Name: Six Sigma Green Belt - American Society for Quality (ASQ), (Year)</w:t>
+      </w:r>
+    </w:p>
+    <w:p>
+      <w:pPr>
+        <w:spacing w:after="100"/>
+        <w:ind w:left="144"/>
+      </w:pPr>
+      <w:r>
+        <w:rPr>
+          <w:color w:val="2C3E50"/>
+          <w:sz w:val="22"/>
+        </w:rPr>
+        <w:t>Certification Name: Microsoft Certified: Azure DevOps Engineer Expert - Microsoft Corporation, (Year)</w:t>
+      </w:r>
+    </w:p>
+    <w:p>
+      <w:pPr>
+        <w:spacing w:after="100"/>
+        <w:ind w:left="144"/>
+      </w:pPr>
+      <w:r>
+        <w:rPr>
+          <w:color w:val="2C3E50"/>
+          <w:sz w:val="22"/>
+        </w:rPr>
+        <w:t>Certification Name: AWS Certified Solutions Architect - Professional - Amazon Web Services (AWS), (Year)</w:t>
+      </w:r>
+    </w:p>
+    <w:p>
+      <w:pPr>
+        <w:spacing w:after="100"/>
+        <w:ind w:left="144"/>
+      </w:pPr>
+      <w:r>
+        <w:rPr>
+          <w:color w:val="2C3E50"/>
+          <w:sz w:val="22"/>
+        </w:rPr>
+        <w:t>Certification Name: Certified Scrum Master (CSM) - Scrum Alliance, (Year)</w:t>
       </w:r>
     </w:p>
     <w:p/>
     <w:p>
       <w:pPr>
-        <w:pStyle w:val="Heading1"/>
         <w:spacing w:before="240" w:after="120"/>
       </w:pPr>
       <w:r>
-        <w:t>Certifications</w:t>
+        <w:rPr>
+          <w:b/>
+          <w:color w:val="1A237E"/>
+          <w:sz w:val="24"/>
+        </w:rPr>
+        <w:t>PROJECTS</w:t>
       </w:r>
     </w:p>
     <w:p>
       <w:pPr>
-        <w:spacing w:after="120"/>
+        <w:spacing w:after="160"/>
+        <w:jc w:val="left"/>
       </w:pPr>
       <w:r>
-        <w:t>Samrat Nayak has a Master's degree in Business Administration and is a certified professional accountant.</w:t>
+        <w:rPr>
+          <w:color w:val="1A237E"/>
+          <w:sz w:val="18"/>
+        </w:rPr>
+        <w:t>__________________________________________________</w:t>
+      </w:r>
+    </w:p>
+    <w:p>
+      <w:pPr>
+        <w:spacing w:after="100"/>
+        <w:ind w:left="144"/>
+      </w:pPr>
+      <w:r>
+        <w:rPr>
+          <w:color w:val="2C3E50"/>
+          <w:sz w:val="22"/>
+        </w:rPr>
+        <w:t>1. Smart Home Automation System</w:t>
+      </w:r>
+    </w:p>
+    <w:p>
+      <w:pPr>
+        <w:pStyle w:val="ListBullet"/>
+        <w:spacing w:after="80"/>
+        <w:ind w:left="360" w:hanging="360"/>
+      </w:pPr>
+      <w:r>
+        <w:rPr>
+          <w:color w:val="2C3E50"/>
+          <w:sz w:val="20"/>
+        </w:rPr>
+        <w:t>Developed an IoT-based home automation system using Raspberry Pi, Node-RED, and MQTT. Improved energy efficiency by 20%.</w:t>
+      </w:r>
+    </w:p>
+    <w:p>
+      <w:pPr>
+        <w:spacing w:after="100"/>
+        <w:ind w:left="144"/>
+      </w:pPr>
+      <w:r>
+        <w:rPr>
+          <w:color w:val="2C3E50"/>
+          <w:sz w:val="22"/>
+        </w:rPr>
+        <w:t>2. E-commerce Web Application (ECA)</w:t>
+      </w:r>
+    </w:p>
+    <w:p>
+      <w:pPr>
+        <w:pStyle w:val="ListBullet"/>
+        <w:spacing w:after="80"/>
+        <w:ind w:left="360" w:hanging="360"/>
+      </w:pPr>
+      <w:r>
+        <w:rPr>
+          <w:color w:val="2C3E50"/>
+          <w:sz w:val="20"/>
+        </w:rPr>
+        <w:t>Designed and implemented a scalable e-commerce web application using ReactJS, Django, and PostgreSQL. Increased sales by 35%.</w:t>
+      </w:r>
+    </w:p>
+    <w:p>
+      <w:pPr>
+        <w:spacing w:after="100"/>
+        <w:ind w:left="144"/>
+      </w:pPr>
+      <w:r>
+        <w:rPr>
+          <w:color w:val="2C3E50"/>
+          <w:sz w:val="22"/>
+        </w:rPr>
+        <w:t>3. Predictive Maintenance System</w:t>
+      </w:r>
+    </w:p>
+    <w:p>
+      <w:pPr>
+        <w:pStyle w:val="ListBullet"/>
+        <w:spacing w:after="80"/>
+        <w:ind w:left="360" w:hanging="360"/>
+      </w:pPr>
+      <w:r>
+        <w:rPr>
+          <w:color w:val="2C3E50"/>
+          <w:sz w:val="20"/>
+        </w:rPr>
+        <w:t>Built a predictive maintenance system using machine learning algorithms (PyTorch) and IoT devices (Arduino). Reduced equipment downtime by 40%.</w:t>
+      </w:r>
+    </w:p>
+    <w:p>
+      <w:pPr>
+        <w:spacing w:after="100"/>
+        <w:ind w:left="144"/>
+      </w:pPr>
+      <w:r>
+        <w:rPr>
+          <w:color w:val="2C3E50"/>
+          <w:sz w:val="22"/>
+        </w:rPr>
+        <w:t>Contact Information:</w:t>
+      </w:r>
+    </w:p>
+    <w:p>
+      <w:pPr>
+        <w:spacing w:after="100"/>
+        <w:ind w:left="144"/>
+      </w:pPr>
+      <w:r>
+        <w:rPr>
+          <w:color w:val="2C3E50"/>
+          <w:sz w:val="22"/>
+        </w:rPr>
+        <w:t>Email: john.doe@email.com</w:t>
+      </w:r>
+    </w:p>
+    <w:p>
+      <w:pPr>
+        <w:spacing w:after="100"/>
+        <w:ind w:left="144"/>
+      </w:pPr>
+      <w:r>
+        <w:rPr>
+          <w:color w:val="2C3E50"/>
+          <w:sz w:val="22"/>
+        </w:rPr>
+        <w:t>Phone: +1-555-123-4567</w:t>
       </w:r>
     </w:p>
     <w:p/>
     <w:p>
       <w:pPr>
-        <w:pStyle w:val="Heading1"/>
         <w:spacing w:before="240" w:after="120"/>
       </w:pPr>
       <w:r>
-        <w:t>Projects</w:t>
+        <w:rPr>
+          <w:b/>
+          <w:color w:val="1A237E"/>
+          <w:sz w:val="24"/>
+        </w:rPr>
+        <w:t>LANGUAGES</w:t>
       </w:r>
     </w:p>
     <w:p>
       <w:pPr>
-        <w:spacing w:after="120"/>
+        <w:spacing w:after="160"/>
+        <w:jc w:val="left"/>
       </w:pPr>
       <w:r>
-        <w:t>Samrat Nayak is a Senior Analyst with over 8 years of experience in the financial industry.</w:t>
-      </w:r>
-    </w:p>
-    <w:p/>
-    <w:p>
-      <w:pPr>
-        <w:pStyle w:val="Heading1"/>
-        <w:spacing w:before="240" w:after="120"/>
-      </w:pPr>
-      <w:r>
-        <w:t>Languages</w:t>
+        <w:rPr>
+          <w:color w:val="1A237E"/>
+          <w:sz w:val="18"/>
+        </w:rPr>
+        <w:t>__________________________________________________</w:t>
       </w:r>
     </w:p>
     <w:p>
       <w:pPr>
-        <w:spacing w:after="120"/>
+        <w:spacing w:after="100"/>
+        <w:ind w:left="144"/>
       </w:pPr>
       <w:r>
-        <w:t>English, Java, SOLID, CP</w:t>
+        <w:rPr>
+          <w:color w:val="2C3E50"/>
+          <w:sz w:val="22"/>
+        </w:rPr>
+        <w:t>Proficient in English (native). Fluent in Spanish (C2 level). Basic knowledge of French and German.</w:t>
+      </w:r>
+    </w:p>
+    <w:p>
+      <w:pPr>
+        <w:spacing w:after="100"/>
+        <w:ind w:left="144"/>
+      </w:pPr>
+      <w:r>
+        <w:rPr>
+          <w:color w:val="2C3E50"/>
+          <w:sz w:val="22"/>
+        </w:rPr>
+        <w:t>Contact Information:</w:t>
+      </w:r>
+    </w:p>
+    <w:p>
+      <w:pPr>
+        <w:spacing w:after="100"/>
+        <w:ind w:left="144"/>
+      </w:pPr>
+      <w:r>
+        <w:rPr>
+          <w:color w:val="2C3E50"/>
+          <w:sz w:val="22"/>
+        </w:rPr>
+        <w:t>email: john.doe@email.com</w:t>
+      </w:r>
+    </w:p>
+    <w:p>
+      <w:pPr>
+        <w:spacing w:after="100"/>
+        <w:ind w:left="144"/>
+      </w:pPr>
+      <w:r>
+        <w:rPr>
+          <w:color w:val="2C3E50"/>
+          <w:sz w:val="22"/>
+        </w:rPr>
+        <w:t>phone: +1-555-123-4567</w:t>
       </w:r>
     </w:p>
     <w:p/>
     <w:sectPr>
       <w:pgSz w:w="12240" w:h="15840"/>
-      <w:pgMar w:top="720" w:right="1080" w:bottom="720" w:left="1080" w:header="720" w:footer="720" w:gutter="0"/>
+      <w:pgMar w:top="720" w:right="1008" w:bottom="720" w:left="1008" w:header="720" w:footer="720" w:gutter="0"/>
       <w:cols w:space="720"/>
       <w:docGrid w:linePitch="360"/>
     </w:sectPr>

--- a/capstone/Capstone_Project-CS[ID]/Codebase/output/cv_John_Doe.docx
+++ b/capstone/Capstone_Project-CS[ID]/Codebase/output/cv_John_Doe.docx
@@ -52,19 +52,6 @@
           <w:color w:val="2C3E50"/>
           <w:sz w:val="22"/>
         </w:rPr>
-        <w:t>John Doe</w:t>
-      </w:r>
-    </w:p>
-    <w:p>
-      <w:pPr>
-        <w:spacing w:after="100"/>
-        <w:ind w:left="144"/>
-      </w:pPr>
-      <w:r>
-        <w:rPr>
-          <w:color w:val="2C3E50"/>
-          <w:sz w:val="22"/>
-        </w:rPr>
         <w:t>john.doe@email.com</w:t>
       </w:r>
     </w:p>
@@ -78,7 +65,7 @@
           <w:color w:val="2C3E50"/>
           <w:sz w:val="22"/>
         </w:rPr>
-        <w:t>+1-555-123-4567</w:t>
+        <w:t>1-555-123-4567</w:t>
       </w:r>
     </w:p>
     <w:p>
@@ -91,20 +78,7 @@
           <w:color w:val="2C3E50"/>
           <w:sz w:val="22"/>
         </w:rPr>
-        <w:t>[LinkedIn URL if provided]</w:t>
-      </w:r>
-    </w:p>
-    <w:p>
-      <w:pPr>
-        <w:spacing w:after="100"/>
-        <w:ind w:left="144"/>
-      </w:pPr>
-      <w:r>
-        <w:rPr>
-          <w:color w:val="2C3E50"/>
-          <w:sz w:val="22"/>
-        </w:rPr>
-        <w:t>[Address if provided]</w:t>
+        <w:t>(Note: The LinkedIn URL and Address were not provided in the candidate data)</w:t>
       </w:r>
     </w:p>
     <w:p/>
@@ -144,7 +118,7 @@
           <w:color w:val="2C3E50"/>
           <w:sz w:val="22"/>
         </w:rPr>
-        <w:t>Experienced and results-driven professional with over 10 years in IT project management. Specializes in leading cross-functional teams to deliver complex projects on time and within budget. Strong analytical skills, proficient in Agile methodologies, and adept at navigating diverse technological landscapes. Seeking a challenging role that offers growth opportunities and allows me to leverage my expertise in streamlining operations and enhancing business outcomes. Contact: [john.doe@email.com](mailto:john.doe@email.com), +1-555-123-4567.</w:t>
+        <w:t>A highly skilled and innovative Computer Science graduate with a Bachelor's degree from State University, New York (May 2020). Demonstrated expertise in various programming languages including Python, JavaScript, Java, C++, and web technologies such as React, Node.js, HTML, CSS. Proven success in building full-stack e-commerce applications and developing machine learning classifiers, achieving 85% accuracy. Proficient in using tools like Docker, AWS, Jenkins, Git, TensorFlow, Spark, and Kafka. Possess strong communication, teamwork, and leadership skills honed through roles at Tech Solutions Inc. (Software Engineer, June 2020 – Present) and StartupXYZ (Intern - Software Development, May 2019 – August 2019). Committed to leveraging these experiences to deliver high-quality software solutions while continuously learning and adapting in the ever-evolving tech landscape.</w:t>
       </w:r>
     </w:p>
     <w:p/>
@@ -184,7 +158,7 @@
           <w:color w:val="1A237E"/>
           <w:sz w:val="22"/>
         </w:rPr>
-        <w:t>1. Senior Software Engineer</w:t>
+        <w:t>Software Engineer</w:t>
       </w:r>
     </w:p>
     <w:p>
@@ -197,7 +171,7 @@
           <w:color w:val="34495E"/>
           <w:sz w:val="20"/>
         </w:rPr>
-        <w:t>TechCorp</w:t>
+        <w:t>Tech Solutions Inc.</w:t>
       </w:r>
     </w:p>
     <w:p>
@@ -211,7 +185,7 @@
           <w:color w:val="34495E"/>
           <w:sz w:val="20"/>
         </w:rPr>
-        <w:t>MM/YYYY – Present</w:t>
+        <w:t>NY (June 2020 - Present)</w:t>
       </w:r>
     </w:p>
     <w:p>
@@ -225,7 +199,7 @@
           <w:color w:val="2C3E50"/>
           <w:sz w:val="20"/>
         </w:rPr>
-        <w:t>Led a team of 8 engineers to develop and deploy a scalable, high-performance web application used by 50k+ users daily.</w:t>
+        <w:t>Developed and maintained high-performance web applications using React, Node.js, and Python</w:t>
       </w:r>
     </w:p>
     <w:p>
@@ -239,21 +213,7 @@
           <w:color w:val="2C3E50"/>
           <w:sz w:val="20"/>
         </w:rPr>
-        <w:t>Implemented microservices architecture improving system efficiency by 30%.</w:t>
-      </w:r>
-    </w:p>
-    <w:p>
-      <w:pPr>
-        <w:pStyle w:val="ListBullet"/>
-        <w:spacing w:after="60"/>
-        <w:ind w:left="360" w:hanging="360"/>
-      </w:pPr>
-      <w:r>
-        <w:rPr>
-          <w:color w:val="2C3E50"/>
-          <w:sz w:val="20"/>
-        </w:rPr>
-        <w:t>Reduced code defects by 25% through rigorous code reviews and testing practices.</w:t>
+        <w:t>Utilized AWS for cloud deployment and implemented CI/CD pipeline with Jenkins, reducing deployment time by 50%</w:t>
       </w:r>
     </w:p>
     <w:p>
@@ -271,7 +231,7 @@
           <w:color w:val="1A237E"/>
           <w:sz w:val="22"/>
         </w:rPr>
-        <w:t>2. Full Stack Developer</w:t>
+        <w:t>Intern</w:t>
       </w:r>
     </w:p>
     <w:p>
@@ -284,7 +244,21 @@
           <w:color w:val="34495E"/>
           <w:sz w:val="20"/>
         </w:rPr>
-        <w:t>WebTech</w:t>
+        <w:t>Software Development</w:t>
+      </w:r>
+    </w:p>
+    <w:p>
+      <w:pPr>
+        <w:spacing w:after="60"/>
+      </w:pPr>
+      <w:r>
+        <w:rPr>
+          <w:b/>
+          <w:i/>
+          <w:color w:val="34495E"/>
+          <w:sz w:val="20"/>
+        </w:rPr>
+        <w:t>NY (May 2019 - August 2019)</w:t>
       </w:r>
     </w:p>
     <w:p>
@@ -298,7 +272,7 @@
           <w:color w:val="2C3E50"/>
           <w:sz w:val="20"/>
         </w:rPr>
-        <w:t>Developed and maintained web applications for clients in various industries, resulting in a 40% increase in customer satisfaction ratings.</w:t>
+        <w:t>Designed and developed a machine learning model using TensorFlow and Python, achieving 85% accuracy on test dataset</w:t>
       </w:r>
     </w:p>
     <w:p>
@@ -312,7 +286,7 @@
           <w:color w:val="2C3E50"/>
           <w:sz w:val="20"/>
         </w:rPr>
-        <w:t>Spearheaded the migration of legacy systems to modern technology stack, reducing maintenance costs by 25%.</w:t>
+        <w:t>Integrated the model into the existing platform, improving sentiment analysis by 40%</w:t>
       </w:r>
     </w:p>
     <w:p>
@@ -326,7 +300,7 @@
           <w:color w:val="2C3E50"/>
           <w:sz w:val="20"/>
         </w:rPr>
-        <w:t>Collaborated with UX/UI designers to create intuitive interfaces for mobile and web applications.</w:t>
+        <w:t>Collaborated with team members to identify and fix bugs in the application, resulting in increased app stability</w:t>
       </w:r>
     </w:p>
     <w:p>
@@ -336,34 +310,21 @@
     </w:p>
     <w:p>
       <w:pPr>
-        <w:spacing w:after="40"/>
+        <w:spacing w:after="100"/>
+        <w:ind w:left="144"/>
       </w:pPr>
       <w:r>
         <w:rPr>
-          <w:b/>
-          <w:color w:val="1A237E"/>
+          <w:color w:val="2C3E50"/>
           <w:sz w:val="22"/>
         </w:rPr>
-        <w:t>3. Web Developer Intern</w:t>
-      </w:r>
-    </w:p>
-    <w:p>
-      <w:pPr>
-        <w:spacing w:after="40"/>
-      </w:pPr>
-      <w:r>
-        <w:rPr>
-          <w:b/>
-          <w:color w:val="34495E"/>
-          <w:sz w:val="20"/>
-        </w:rPr>
-        <w:t>IT Solutions</w:t>
+        <w:t>Software Engineer, Tech Solutions Inc., New York, NY (June 2020 - Present)</w:t>
       </w:r>
     </w:p>
     <w:p>
       <w:pPr>
         <w:pStyle w:val="ListBullet"/>
-        <w:spacing w:after="60"/>
+        <w:spacing w:after="80"/>
         <w:ind w:left="360" w:hanging="360"/>
       </w:pPr>
       <w:r>
@@ -371,13 +332,13 @@
           <w:color w:val="2C3E50"/>
           <w:sz w:val="20"/>
         </w:rPr>
-        <w:t>Designed and developed responsive web pages using HTML, CSS, and JavaScript.</w:t>
+        <w:t>Developed and maintained high-performance web applications using React, Node.js, and Python</w:t>
       </w:r>
     </w:p>
     <w:p>
       <w:pPr>
         <w:pStyle w:val="ListBullet"/>
-        <w:spacing w:after="60"/>
+        <w:spacing w:after="80"/>
         <w:ind w:left="360" w:hanging="360"/>
       </w:pPr>
       <w:r>
@@ -385,13 +346,77 @@
           <w:color w:val="2C3E50"/>
           <w:sz w:val="20"/>
         </w:rPr>
-        <w:t>Assisted in the creation of database schemas for new projects, improving data organization and retrieval efficiency by 15%.</w:t>
+        <w:t>Collaborated with cross-functional teams to design and implement new features, improving user experience by 30%</w:t>
       </w:r>
     </w:p>
     <w:p>
       <w:pPr>
+        <w:pStyle w:val="ListBullet"/>
         <w:spacing w:after="80"/>
+        <w:ind w:left="360" w:hanging="360"/>
       </w:pPr>
+      <w:r>
+        <w:rPr>
+          <w:color w:val="2C3E50"/>
+          <w:sz w:val="20"/>
+        </w:rPr>
+        <w:t>Utilized AWS for cloud deployment and implemented CI/CD pipeline with Jenkins, reducing deployment time by 50%</w:t>
+      </w:r>
+    </w:p>
+    <w:p>
+      <w:pPr>
+        <w:spacing w:after="100"/>
+        <w:ind w:left="144"/>
+      </w:pPr>
+      <w:r>
+        <w:rPr>
+          <w:color w:val="2C3E50"/>
+          <w:sz w:val="22"/>
+        </w:rPr>
+        <w:t>Intern - Software Development, StartupXYZ, New York, NY (May 2019 - August 2019)</w:t>
+      </w:r>
+    </w:p>
+    <w:p>
+      <w:pPr>
+        <w:pStyle w:val="ListBullet"/>
+        <w:spacing w:after="80"/>
+        <w:ind w:left="360" w:hanging="360"/>
+      </w:pPr>
+      <w:r>
+        <w:rPr>
+          <w:color w:val="2C3E50"/>
+          <w:sz w:val="20"/>
+        </w:rPr>
+        <w:t>Designed and developed a machine learning model using TensorFlow and Python, achieving 85% accuracy on test dataset</w:t>
+      </w:r>
+    </w:p>
+    <w:p>
+      <w:pPr>
+        <w:pStyle w:val="ListBullet"/>
+        <w:spacing w:after="80"/>
+        <w:ind w:left="360" w:hanging="360"/>
+      </w:pPr>
+      <w:r>
+        <w:rPr>
+          <w:color w:val="2C3E50"/>
+          <w:sz w:val="20"/>
+        </w:rPr>
+        <w:t>Integrated the model into the existing platform, improving sentiment analysis by 40%</w:t>
+      </w:r>
+    </w:p>
+    <w:p>
+      <w:pPr>
+        <w:pStyle w:val="ListBullet"/>
+        <w:spacing w:after="80"/>
+        <w:ind w:left="360" w:hanging="360"/>
+      </w:pPr>
+      <w:r>
+        <w:rPr>
+          <w:color w:val="2C3E50"/>
+          <w:sz w:val="20"/>
+        </w:rPr>
+        <w:t>Collaborated with team members to identify and fix bugs in the application, resulting in increased app stability</w:t>
+      </w:r>
     </w:p>
     <w:p/>
     <w:p>
@@ -430,7 +455,7 @@
           <w:color w:val="2C3E50"/>
           <w:sz w:val="22"/>
         </w:rPr>
-        <w:t>1. Master of Science in Computer Science, Massachusetts Institute of Technology (MIT), 2018</w:t>
+        <w:t>Bachelor of Science in Computer Science, State University, New York</w:t>
       </w:r>
     </w:p>
     <w:p>
@@ -443,7 +468,7 @@
           <w:color w:val="2C3E50"/>
           <w:sz w:val="22"/>
         </w:rPr>
-        <w:t>GPA: 3.9/4.0</w:t>
+        <w:t>Graduated: May 2020</w:t>
       </w:r>
     </w:p>
     <w:p>
@@ -456,7 +481,7 @@
           <w:color w:val="2C3E50"/>
           <w:sz w:val="22"/>
         </w:rPr>
-        <w:t>2. Bachelor of Science in Electrical Engineering, Stanford University, 2015</w:t>
+        <w:t>GPA: [If notable, include here]</w:t>
       </w:r>
     </w:p>
     <w:p>
@@ -469,33 +494,7 @@
           <w:color w:val="2C3E50"/>
           <w:sz w:val="22"/>
         </w:rPr>
-        <w:t>GPA: 3.7/4.0</w:t>
-      </w:r>
-    </w:p>
-    <w:p>
-      <w:pPr>
-        <w:spacing w:after="100"/>
-        <w:ind w:left="144"/>
-      </w:pPr>
-      <w:r>
-        <w:rPr>
-          <w:color w:val="2C3E50"/>
-          <w:sz w:val="22"/>
-        </w:rPr>
-        <w:t>3. Associate of Arts in Mathematics, California State University, 2013</w:t>
-      </w:r>
-    </w:p>
-    <w:p>
-      <w:pPr>
-        <w:spacing w:after="100"/>
-        <w:ind w:left="144"/>
-      </w:pPr>
-      <w:r>
-        <w:rPr>
-          <w:color w:val="2C3E50"/>
-          <w:sz w:val="22"/>
-        </w:rPr>
-        <w:t>GPA: 3.8/4.0</w:t>
+        <w:t>[Other relevant coursework or achievements can be added if necessary and space permits, but given the concise nature of the request, this information is not provided in the example.]</w:t>
       </w:r>
     </w:p>
     <w:p/>
@@ -535,7 +534,7 @@
           <w:color w:val="2C3E50"/>
           <w:sz w:val="22"/>
         </w:rPr>
-        <w:t>Software Development: Java, Python, C++ | Web Development: HTML, CSS, JavaScript, React.js | Databases: MySQL, MongoDB, PostgreSQL | Agile Methodologies, Scrum | Cloud Computing: AWS, Google Cloud Platform | Version Control: Git, SVN | Data Structures and Algorithms | Machine Learning: TensorFlow, PyTorch</w:t>
+        <w:t>Python, JavaScript, Java, C++ | Machine Learning, React, Node.js</w:t>
       </w:r>
     </w:p>
     <w:p>
@@ -548,7 +547,20 @@
           <w:color w:val="2C3E50"/>
           <w:sz w:val="22"/>
         </w:rPr>
-        <w:t>Project Management: PMP Certified, Microsoft Project, Asana, Trello | Communication: Fluent English, Presentation Skills | Leadership: Team Building, Conflict Resolution | Problem-Solving, Critical Thinking | Time Management, Organizational Skills | Adaptability, Collaboration | Customer Service: Zendesk, Salesforce | Microsoft Office Suite (Word, Excel, PowerPoint)</w:t>
+        <w:t>HTML, CSS | Docker, AWS, Jenkins, Git</w:t>
+      </w:r>
+    </w:p>
+    <w:p>
+      <w:pPr>
+        <w:spacing w:after="100"/>
+        <w:ind w:left="144"/>
+      </w:pPr>
+      <w:r>
+        <w:rPr>
+          <w:color w:val="2C3E50"/>
+          <w:sz w:val="22"/>
+        </w:rPr>
+        <w:t>TensorFlow, Spark | Kafka, Communication, Teamwork, Leadership</w:t>
       </w:r>
     </w:p>
     <w:p/>
@@ -588,7 +600,7 @@
           <w:color w:val="2C3E50"/>
           <w:sz w:val="22"/>
         </w:rPr>
-        <w:t>Certification Name: Project Management Professional (PMP) - Project Management Institute (PMI), (Year)</w:t>
+        <w:t>AWS Certified Solutions Architect - Associate (2021)</w:t>
       </w:r>
     </w:p>
     <w:p>
@@ -601,72 +613,7 @@
           <w:color w:val="2C3E50"/>
           <w:sz w:val="22"/>
         </w:rPr>
-        <w:t>Certification Name: Certified Information Systems Security Professional (CISSP) - International Information System Security Certification Consortium (ISC)², (Year)</w:t>
-      </w:r>
-    </w:p>
-    <w:p>
-      <w:pPr>
-        <w:spacing w:after="100"/>
-        <w:ind w:left="144"/>
-      </w:pPr>
-      <w:r>
-        <w:rPr>
-          <w:color w:val="2C3E50"/>
-          <w:sz w:val="22"/>
-        </w:rPr>
-        <w:t>Certification Name: ITIL Foundation - Axelos, (Year)</w:t>
-      </w:r>
-    </w:p>
-    <w:p>
-      <w:pPr>
-        <w:spacing w:after="100"/>
-        <w:ind w:left="144"/>
-      </w:pPr>
-      <w:r>
-        <w:rPr>
-          <w:color w:val="2C3E50"/>
-          <w:sz w:val="22"/>
-        </w:rPr>
-        <w:t>Certification Name: Six Sigma Green Belt - American Society for Quality (ASQ), (Year)</w:t>
-      </w:r>
-    </w:p>
-    <w:p>
-      <w:pPr>
-        <w:spacing w:after="100"/>
-        <w:ind w:left="144"/>
-      </w:pPr>
-      <w:r>
-        <w:rPr>
-          <w:color w:val="2C3E50"/>
-          <w:sz w:val="22"/>
-        </w:rPr>
-        <w:t>Certification Name: Microsoft Certified: Azure DevOps Engineer Expert - Microsoft Corporation, (Year)</w:t>
-      </w:r>
-    </w:p>
-    <w:p>
-      <w:pPr>
-        <w:spacing w:after="100"/>
-        <w:ind w:left="144"/>
-      </w:pPr>
-      <w:r>
-        <w:rPr>
-          <w:color w:val="2C3E50"/>
-          <w:sz w:val="22"/>
-        </w:rPr>
-        <w:t>Certification Name: AWS Certified Solutions Architect - Professional - Amazon Web Services (AWS), (Year)</w:t>
-      </w:r>
-    </w:p>
-    <w:p>
-      <w:pPr>
-        <w:spacing w:after="100"/>
-        <w:ind w:left="144"/>
-      </w:pPr>
-      <w:r>
-        <w:rPr>
-          <w:color w:val="2C3E50"/>
-          <w:sz w:val="22"/>
-        </w:rPr>
-        <w:t>Certification Name: Certified Scrum Master (CSM) - Scrum Alliance, (Year)</w:t>
+        <w:t>Google Professional Cloud Developer (2020)</w:t>
       </w:r>
     </w:p>
     <w:p/>
@@ -698,6 +645,20 @@
     </w:p>
     <w:p>
       <w:pPr>
+        <w:pStyle w:val="ListBullet"/>
+        <w:spacing w:after="80"/>
+        <w:ind w:left="360" w:hanging="360"/>
+      </w:pPr>
+      <w:r>
+        <w:rPr>
+          <w:color w:val="2C3E50"/>
+          <w:sz w:val="20"/>
+        </w:rPr>
+        <w:t>Project Name: Enterprise Trading Analysis</w:t>
+      </w:r>
+    </w:p>
+    <w:p>
+      <w:pPr>
         <w:spacing w:after="100"/>
         <w:ind w:left="144"/>
       </w:pPr>
@@ -706,7 +667,7 @@
           <w:color w:val="2C3E50"/>
           <w:sz w:val="22"/>
         </w:rPr>
-        <w:t>1. Smart Home Automation System</w:t>
+        <w:t>Developed a high-performance trading system utilizing Python, TensorFlow, and Kafka to analyze real-time financial data. Implemented machine learning algorithms for predictive analysis and stock price trend forecasting. Optimized solution for scalability using Docker and AWS infrastructure.</w:t>
       </w:r>
     </w:p>
     <w:p>
@@ -720,7 +681,7 @@
           <w:color w:val="2C3E50"/>
           <w:sz w:val="20"/>
         </w:rPr>
-        <w:t>Developed an IoT-based home automation system using Raspberry Pi, Node-RED, and MQTT. Improved energy efficiency by 20%.</w:t>
+        <w:t>Project Name: E-Commerce Platform</w:t>
       </w:r>
     </w:p>
     <w:p>
@@ -733,7 +694,7 @@
           <w:color w:val="2C3E50"/>
           <w:sz w:val="22"/>
         </w:rPr>
-        <w:t>2. E-commerce Web Application (ECA)</w:t>
+        <w:t>Built a full-stack e-commerce application utilizing React and Node.js, featuring payment gateway integration, deployed on AWS with CI/CD pipeline, and boasting an engaging user experience.</w:t>
       </w:r>
     </w:p>
     <w:p>
@@ -747,7 +708,7 @@
           <w:color w:val="2C3E50"/>
           <w:sz w:val="20"/>
         </w:rPr>
-        <w:t>Designed and implemented a scalable e-commerce web application using ReactJS, Django, and PostgreSQL. Increased sales by 35%.</w:t>
+        <w:t>Project Name: Machine Learning Classifier</w:t>
       </w:r>
     </w:p>
     <w:p>
@@ -760,60 +721,7 @@
           <w:color w:val="2C3E50"/>
           <w:sz w:val="22"/>
         </w:rPr>
-        <w:t>3. Predictive Maintenance System</w:t>
-      </w:r>
-    </w:p>
-    <w:p>
-      <w:pPr>
-        <w:pStyle w:val="ListBullet"/>
-        <w:spacing w:after="80"/>
-        <w:ind w:left="360" w:hanging="360"/>
-      </w:pPr>
-      <w:r>
-        <w:rPr>
-          <w:color w:val="2C3E50"/>
-          <w:sz w:val="20"/>
-        </w:rPr>
-        <w:t>Built a predictive maintenance system using machine learning algorithms (PyTorch) and IoT devices (Arduino). Reduced equipment downtime by 40%.</w:t>
-      </w:r>
-    </w:p>
-    <w:p>
-      <w:pPr>
-        <w:spacing w:after="100"/>
-        <w:ind w:left="144"/>
-      </w:pPr>
-      <w:r>
-        <w:rPr>
-          <w:color w:val="2C3E50"/>
-          <w:sz w:val="22"/>
-        </w:rPr>
-        <w:t>Contact Information:</w:t>
-      </w:r>
-    </w:p>
-    <w:p>
-      <w:pPr>
-        <w:spacing w:after="100"/>
-        <w:ind w:left="144"/>
-      </w:pPr>
-      <w:r>
-        <w:rPr>
-          <w:color w:val="2C3E50"/>
-          <w:sz w:val="22"/>
-        </w:rPr>
-        <w:t>Email: john.doe@email.com</w:t>
-      </w:r>
-    </w:p>
-    <w:p>
-      <w:pPr>
-        <w:spacing w:after="100"/>
-        <w:ind w:left="144"/>
-      </w:pPr>
-      <w:r>
-        <w:rPr>
-          <w:color w:val="2C3E50"/>
-          <w:sz w:val="22"/>
-        </w:rPr>
-        <w:t>Phone: +1-555-123-4567</w:t>
+        <w:t>Developed a sentiment analysis model using Python and TensorFlow, achieving 85% accuracy on test datasets. Results published in a university research journal as a collaboration with fellow students to improve the efficiency of text categorization for automated content management systems.</w:t>
       </w:r>
     </w:p>
     <w:p/>
@@ -853,7 +761,7 @@
           <w:color w:val="2C3E50"/>
           <w:sz w:val="22"/>
         </w:rPr>
-        <w:t>Proficient in English (native). Fluent in Spanish (C2 level). Basic knowledge of French and German.</w:t>
+        <w:t>English (Native)</w:t>
       </w:r>
     </w:p>
     <w:p>
@@ -866,33 +774,7 @@
           <w:color w:val="2C3E50"/>
           <w:sz w:val="22"/>
         </w:rPr>
-        <w:t>Contact Information:</w:t>
-      </w:r>
-    </w:p>
-    <w:p>
-      <w:pPr>
-        <w:spacing w:after="100"/>
-        <w:ind w:left="144"/>
-      </w:pPr>
-      <w:r>
-        <w:rPr>
-          <w:color w:val="2C3E50"/>
-          <w:sz w:val="22"/>
-        </w:rPr>
-        <w:t>email: john.doe@email.com</w:t>
-      </w:r>
-    </w:p>
-    <w:p>
-      <w:pPr>
-        <w:spacing w:after="100"/>
-        <w:ind w:left="144"/>
-      </w:pPr>
-      <w:r>
-        <w:rPr>
-          <w:color w:val="2C3E50"/>
-          <w:sz w:val="22"/>
-        </w:rPr>
-        <w:t>phone: +1-555-123-4567</w:t>
+        <w:t>Spanish (Conversational)</w:t>
       </w:r>
     </w:p>
     <w:p/>
